--- a/Portfolio/CAC_Program_Manager_Brief.docx
+++ b/Portfolio/CAC_Program_Manager_Brief.docx
@@ -19,6 +19,46 @@
         <w:t xml:space="preserve">SECURITY PROGRAM AT A GLANCE</w:t>
       </w:r>
     </w:p>
+    <w:p/>
+    <w:p>
+      <w:pPr>
+        <w:shd w:val="clear" w:color="auto" w:fill="EAF2FA"/>
+        <w:pBdr>
+          <w:top w:val="single" w:sz="6" w:space="4" w:color="2E75B6"/>
+          <w:left w:val="single" w:sz="6" w:space="4" w:color="2E75B6"/>
+          <w:right w:val="single" w:sz="6" w:space="4" w:color="2E75B6"/>
+        </w:pBdr>
+      </w:pPr>
+      <w:r>
+        <w:rPr>
+          <w:rFonts w:ascii="Arial" w:hAnsi="Arial"/>
+          <w:b/>
+          <w:i w:val="0"/>
+          <w:sz w:val="22"/>
+        </w:rPr>
+        <w:t>Latest milestone — June 30, 2026 (v1.4): STIG hardening pass completed on LAB-DC01.</w:t>
+      </w:r>
+    </w:p>
+    <w:p>
+      <w:pPr>
+        <w:shd w:val="clear" w:color="auto" w:fill="EAF2FA"/>
+        <w:pBdr>
+          <w:bottom w:val="single" w:sz="6" w:space="4" w:color="2E75B6"/>
+          <w:left w:val="single" w:sz="6" w:space="4" w:color="2E75B6"/>
+          <w:right w:val="single" w:sz="6" w:space="4" w:color="2E75B6"/>
+        </w:pBdr>
+      </w:pPr>
+      <w:r>
+        <w:rPr>
+          <w:rFonts w:ascii="Arial" w:hAnsi="Arial"/>
+          <w:b w:val="0"/>
+          <w:i w:val="0"/>
+          <w:sz w:val="22"/>
+        </w:rPr>
+        <w:t>Executive summary: the lab’s primary domain controller was hardened via Ansible STIG remediation, raising the DISA SCAP compliance score from 44.95% baseline to 86.7%. Eight CAT I findings were closed and independently verified by post-remediation SCAP scan. POA&amp;M Document Control updated to v1.4 (June 30, 2026) with full closure narrative. Scan evidence preserved at Compliance-Reports/After-Ansible/. The remaining gap reflects controls left off by design (service-disrupting / complex items) plus manual AUDIT items — documented per federal honesty-of-disposition standards.</w:t>
+      </w:r>
+    </w:p>
+    <w:p/>
     <w:p>
       <w:pPr>
         <w:spacing w:after="240"/>
